--- a/courts/ninth-circuit/hawaii/state/supreme-court/motion-brief/usage/OUTPUT-motion-brief.docx
+++ b/courts/ninth-circuit/hawaii/state/supreme-court/motion-brief/usage/OUTPUT-motion-brief.docx
@@ -3228,6 +3228,7 @@
     <w:unhideWhenUsed/>
     <w:qFormat/>
     <w:pPr>
+      <w:keepLines/>
       <w:spacing w:before="0" w:after="60" w:line="276" w:lineRule="exact"/>
     </w:pPr>
     <w:rPr>

--- a/courts/ninth-circuit/hawaii/state/supreme-court/motion-brief/usage/OUTPUT-motion-brief.docx
+++ b/courts/ninth-circuit/hawaii/state/supreme-court/motion-brief/usage/OUTPUT-motion-brief.docx
@@ -3479,6 +3479,33 @@
     <w:pPr>
       <w:spacing w:before="0" w:after="0" w:line="276" w:lineRule="exact"/>
       <w:ind w:left="2160" w:hanging="720"/>
+    </w:pPr>
+  </w:style>
+  <w:style w:type="paragraph" w:customStyle="1" w:styleId="XdQuoteList1">
+    <w:name w:val="Xd Quote List 1"/>
+    <w:basedOn w:val="Normal"/>
+    <w:qFormat/>
+    <w:pPr>
+      <w:spacing w:before="0" w:after="0" w:line="276" w:lineRule="exact"/>
+      <w:ind w:left="1440" w:right="720" w:hanging="720"/>
+    </w:pPr>
+  </w:style>
+  <w:style w:type="paragraph" w:customStyle="1" w:styleId="XdQuoteList2">
+    <w:name w:val="Xd Quote List 2"/>
+    <w:basedOn w:val="Normal"/>
+    <w:qFormat/>
+    <w:pPr>
+      <w:spacing w:before="0" w:after="0" w:line="276" w:lineRule="exact"/>
+      <w:ind w:left="2160" w:right="720" w:hanging="720"/>
+    </w:pPr>
+  </w:style>
+  <w:style w:type="paragraph" w:customStyle="1" w:styleId="XdQuoteList3">
+    <w:name w:val="Xd Quote List 3"/>
+    <w:basedOn w:val="Normal"/>
+    <w:qFormat/>
+    <w:pPr>
+      <w:spacing w:before="0" w:after="0" w:line="276" w:lineRule="exact"/>
+      <w:ind w:left="2880" w:right="720" w:hanging="720"/>
     </w:pPr>
   </w:style>
   <w:style w:type="paragraph" w:customStyle="1" w:styleId="XdQuoteOnly">

--- a/courts/ninth-circuit/hawaii/state/supreme-court/motion-brief/usage/OUTPUT-motion-brief.docx
+++ b/courts/ninth-circuit/hawaii/state/supreme-court/motion-brief/usage/OUTPUT-motion-brief.docx
@@ -1409,7 +1409,7 @@
         <w:pStyle w:val="BodyText"/>
       </w:pPr>
       <w:r>
-        <w:t xml:space="preserve">By /s/ Brian A. Bilberry</w:t>
+        <w:t xml:space="preserve">By ⁠/s/ Brian A. Bilberry</w:t>
       </w:r>
       <w:r>
         <w:br/>
@@ -2350,7 +2350,7 @@
               <w:t xml:space="preserve">By</w:t>
             </w:r>
             <w:r>
-              <w:t xml:space="preserve"> </w:t>
+              <w:t xml:space="preserve"> ⁠</w:t>
             </w:r>
             <w:r>
               <w:t xml:space="preserve">/s/</w:t>
